--- a/dosyalar/10-sinif/arapca-10-2d1y-klasik.docx
+++ b/dosyalar/10-sinif/arapca-10-2d1y-klasik.docx
@@ -658,7 +658,7 @@
                 <w:szCs w:val="30"/>
                 <w:rtl/>
               </w:rPr>
-              <w:t xml:space="preserve">اَلرِّحْلَةُ</w:t>
+              <w:t xml:space="preserve">اَلرِّحْلَةُ</w:t>
             </w:r>
           </w:p>
         </w:tc>
@@ -754,7 +754,7 @@
                 <w:szCs w:val="30"/>
                 <w:rtl/>
               </w:rPr>
-              <w:t xml:space="preserve">اَلطَّائِرَةُ</w:t>
+              <w:t xml:space="preserve">اَلطَّائِرَةُ</w:t>
             </w:r>
           </w:p>
         </w:tc>
@@ -850,7 +850,7 @@
                 <w:szCs w:val="30"/>
                 <w:rtl/>
               </w:rPr>
-              <w:t xml:space="preserve">اَلْمَحَطَّةُ</w:t>
+              <w:t xml:space="preserve">اَلمَحَطَّةُ</w:t>
             </w:r>
           </w:p>
         </w:tc>
@@ -946,7 +946,7 @@
                 <w:szCs w:val="30"/>
                 <w:rtl/>
               </w:rPr>
-              <w:t xml:space="preserve">جَوَازُ السَّفَرِ</w:t>
+              <w:t xml:space="preserve">جَوَازُ السَّفَرِ</w:t>
             </w:r>
           </w:p>
         </w:tc>
@@ -1042,7 +1042,7 @@
                 <w:szCs w:val="30"/>
                 <w:rtl/>
               </w:rPr>
-              <w:t xml:space="preserve">اَلْحَقِيبَةُ</w:t>
+              <w:t xml:space="preserve">اَلحَقِيبَةُ</w:t>
             </w:r>
           </w:p>
         </w:tc>
@@ -1138,7 +1138,7 @@
                 <w:szCs w:val="30"/>
                 <w:rtl/>
               </w:rPr>
-              <w:t xml:space="preserve">اَلْعَاصِمَةُ</w:t>
+              <w:t xml:space="preserve">اَلعَاصِمَةُ</w:t>
             </w:r>
           </w:p>
         </w:tc>
@@ -2123,7 +2123,7 @@
                 <w:szCs w:val="28"/>
                 <w:rtl/>
               </w:rPr>
-              <w:t xml:space="preserve">اَلْمَطَارُ</w:t>
+              <w:t xml:space="preserve">اَلمَطَارُ</w:t>
             </w:r>
           </w:p>
         </w:tc>
@@ -2293,7 +2293,7 @@
                 <w:szCs w:val="28"/>
                 <w:rtl/>
               </w:rPr>
-              <w:t xml:space="preserve">اَلسَّفِينَةُ</w:t>
+              <w:t xml:space="preserve">اَلسَّفِينَةُ</w:t>
             </w:r>
           </w:p>
         </w:tc>
@@ -2463,7 +2463,7 @@
                 <w:szCs w:val="28"/>
                 <w:rtl/>
               </w:rPr>
-              <w:t xml:space="preserve">اَلْفُنْدُقُ</w:t>
+              <w:t xml:space="preserve">اَلفُنْدُقُ</w:t>
             </w:r>
           </w:p>
         </w:tc>
@@ -2633,7 +2633,7 @@
                 <w:szCs w:val="28"/>
                 <w:rtl/>
               </w:rPr>
-              <w:t xml:space="preserve">اَلتَّذْكِرَةُ</w:t>
+              <w:t xml:space="preserve">اَلتَّذْكِرَةُ</w:t>
             </w:r>
           </w:p>
         </w:tc>
@@ -2803,7 +2803,7 @@
                 <w:szCs w:val="28"/>
                 <w:rtl/>
               </w:rPr>
-              <w:t xml:space="preserve">اَلْقَلْعَةُ</w:t>
+              <w:t xml:space="preserve">اَلقَلْعَةُ</w:t>
             </w:r>
           </w:p>
         </w:tc>
@@ -2973,7 +2973,7 @@
                 <w:szCs w:val="28"/>
                 <w:rtl/>
               </w:rPr>
-              <w:t xml:space="preserve">اَلسُّوقُ</w:t>
+              <w:t xml:space="preserve">اَلسُّوقُ</w:t>
             </w:r>
           </w:p>
         </w:tc>
@@ -3223,7 +3223,7 @@
                 <w:szCs w:val="30"/>
                 <w:rtl/>
               </w:rPr>
-              <w:t xml:space="preserve">بِالْقِطَارِ   —   لِأَنَّ   —   إِلَى   —   عَلَى الْيَمِينِ   —   أَكْبَرُ   —   لَا تَنْسَ   —   هَلْ يُمْكِنُ</w:t>
+              <w:t xml:space="preserve">بِالْقِطَارِ   —   لِأَنَّ   —   إِلَى   —   عَلَى اليَمِينِ   —   أَكْبَرُ   —   لَا تَنْسَ   —   هَلْ يُمْكِنُ</w:t>
             </w:r>
           </w:p>
         </w:tc>
@@ -3330,7 +3330,7 @@
                 <w:szCs w:val="28"/>
                 <w:rtl/>
               </w:rPr>
-              <w:t xml:space="preserve">سَافَرَ أَخِي ……………………… مِنْ أَنْقَرَةَ إِلَى إِسْطَنْبُولَ.</w:t>
+              <w:t xml:space="preserve">سَافَرَ أَخِي ……………………… مِنْ أَنْقَرَة إِلَى إِسْطَنْبُول.</w:t>
             </w:r>
           </w:p>
         </w:tc>
@@ -3402,7 +3402,7 @@
                 <w:szCs w:val="28"/>
                 <w:rtl/>
               </w:rPr>
-              <w:t xml:space="preserve">أُحِبُّ السَّفَرَ ……………………… فِيهِ فَوَائِدَ كَثِيرَةً.</w:t>
+              <w:t xml:space="preserve">أُحِبُّ السَّفَرَ ……………………… فِيهِ فَوَائِدَ كَثِيرَةً.</w:t>
             </w:r>
           </w:p>
         </w:tc>
@@ -3474,7 +3474,7 @@
                 <w:szCs w:val="28"/>
                 <w:rtl/>
               </w:rPr>
-              <w:t xml:space="preserve">نَذْهَبُ غَدًا ……………………… الْمَتْحَفِ التَّارِيخِيِّ.</w:t>
+              <w:t xml:space="preserve">نَذْهَبُ غَدًا ……………………… المَتْحَفِ التَّارِيخِيِّ.</w:t>
             </w:r>
           </w:p>
         </w:tc>
@@ -3546,7 +3546,7 @@
                 <w:szCs w:val="28"/>
                 <w:rtl/>
               </w:rPr>
-              <w:t xml:space="preserve">اَلْمَسْجِدُ ……………………… وَالْمَكْتَبَةُ عَلَى الْيَسَارِ.</w:t>
+              <w:t xml:space="preserve">اَلمَسْجِدُ ……………………… وَالْمَكْتَبَةُ عَلَى اليَسَارِ.</w:t>
             </w:r>
           </w:p>
         </w:tc>
@@ -3618,7 +3618,7 @@
                 <w:szCs w:val="28"/>
                 <w:rtl/>
               </w:rPr>
-              <w:t xml:space="preserve">اَلْقَاهِرَةُ ……………………… مِنْ دِمَشْقَ.</w:t>
+              <w:t xml:space="preserve">اَلقَاهِرَة ……………………… مِنْ دِمَشْق.</w:t>
             </w:r>
           </w:p>
         </w:tc>
@@ -3690,7 +3690,7 @@
                 <w:szCs w:val="28"/>
                 <w:rtl/>
               </w:rPr>
-              <w:t xml:space="preserve">……………………… جَوَازَ سَفَرِكَ يَا مُحَمَّدُ.</w:t>
+              <w:t xml:space="preserve">……………………… جَوَازَ سَفَرِكَ يَا مُحَمَّد.</w:t>
             </w:r>
           </w:p>
         </w:tc>
@@ -3869,7 +3869,7 @@
           <w:sz w:val="20"/>
           <w:szCs w:val="20"/>
         </w:rPr>
-        <w:t xml:space="preserve">1.  Aşağıdaki soruya verilebilecek en uygun cevap hangisidir:  «لِمَاذَا تُسَافِرُ إِلَى مَكَّةَ»</w:t>
+        <w:t xml:space="preserve">1.  Aşağıdaki soruya verilebilecek en uygun cevap hangisidir:  «لِمَاذَا تُسَافِرُ إِلَى مَكَّة»</w:t>
       </w:r>
     </w:p>
     <w:tbl>
@@ -3938,7 +3938,7 @@
                 <w:szCs w:val="28"/>
                 <w:rtl/>
               </w:rPr>
-              <w:t xml:space="preserve">لِأَنِّي أُرِيدُ الْعُمْرَةَ</w:t>
+              <w:t xml:space="preserve">لِأَنِّي أُرِيدُ العُمْرَةَ</w:t>
             </w:r>
           </w:p>
         </w:tc>
@@ -4043,7 +4043,7 @@
                 <w:szCs w:val="28"/>
                 <w:rtl/>
               </w:rPr>
-              <w:t xml:space="preserve">فِي السَّاعَةِ الثَّامِنَةِ</w:t>
+              <w:t xml:space="preserve">فِي السَّاعَةِ الثَّامِنَةِ</w:t>
             </w:r>
           </w:p>
         </w:tc>
@@ -4093,7 +4093,7 @@
                 <w:szCs w:val="28"/>
                 <w:rtl/>
               </w:rPr>
-              <w:t xml:space="preserve">هُوَ فِي الْمَحَطَّةِ</w:t>
+              <w:t xml:space="preserve">هُوَ فِي المَحَطَّةِ</w:t>
             </w:r>
           </w:p>
         </w:tc>
@@ -4116,7 +4116,7 @@
           <w:sz w:val="20"/>
           <w:szCs w:val="20"/>
         </w:rPr>
-        <w:t xml:space="preserve">2.  «أَذْهَبُ إِلَى الْمَدْرَسَةِ بِالْحَافِلَةِ» cümlesinde «بِ» harfi hangi anlamı verir?</w:t>
+        <w:t xml:space="preserve">2.  «أَذْهَبُ إِلَى المَدْرَسَةِ بِالْحَافِلَةِ» cümlesinde «بِ» harfi hangi anlamı verir?</w:t>
       </w:r>
     </w:p>
     <w:tbl>
@@ -4428,7 +4428,7 @@
                 <w:szCs w:val="28"/>
                 <w:rtl/>
               </w:rPr>
-              <w:t xml:space="preserve">تَفَضَّلْ، هَذَا جَوَازُ سَفَرِي</w:t>
+              <w:t xml:space="preserve">تَفَضَّلْ، هَذَا جَوَازُ سَفَرِي</w:t>
             </w:r>
           </w:p>
         </w:tc>
@@ -4478,7 +4478,7 @@
                 <w:szCs w:val="28"/>
                 <w:rtl/>
               </w:rPr>
-              <w:t xml:space="preserve">أَيْنَ الْفُنْدُقُ؟</w:t>
+              <w:t xml:space="preserve">أَيْن الفُنْدُقُ؟</w:t>
             </w:r>
           </w:p>
         </w:tc>
@@ -4533,7 +4533,7 @@
                 <w:szCs w:val="28"/>
                 <w:rtl/>
               </w:rPr>
-              <w:t xml:space="preserve">مَعَ السَّلَامَةِ</w:t>
+              <w:t xml:space="preserve">مَعَ السَّلَامَةِ</w:t>
             </w:r>
           </w:p>
         </w:tc>
@@ -4583,7 +4583,7 @@
                 <w:szCs w:val="28"/>
                 <w:rtl/>
               </w:rPr>
-              <w:t xml:space="preserve">كَمْ ثَمَنُ الْغُرْفَةِ؟</w:t>
+              <w:t xml:space="preserve">كَمْ ثَمَنُ الغُرْفَةِ؟</w:t>
             </w:r>
           </w:p>
         </w:tc>
@@ -4606,7 +4606,7 @@
           <w:sz w:val="20"/>
           <w:szCs w:val="20"/>
         </w:rPr>
-        <w:t xml:space="preserve">4.  «اَلْمَدِينَةُ الْمُنَوَّرَةُ أَجْمَلُ مِنْ غَيْرِهَا» cümlesinde «أَجْمَلُ» kelimesi hangi yapıdadır?</w:t>
+        <w:t xml:space="preserve">4.  «اَلمَدِينَةُ المُنَوَّرَةُ أَجْمَلُ مِنْ غَيْرِهَا» cümlesinde «أَجْمَلُ» kelimesi hangi yapıdadır?</w:t>
       </w:r>
     </w:p>
     <w:tbl>
@@ -4918,7 +4918,7 @@
                 <w:szCs w:val="28"/>
                 <w:rtl/>
               </w:rPr>
-              <w:t xml:space="preserve">عَلَى الْيَسَارِ</w:t>
+              <w:t xml:space="preserve">عَلَى اليَسَارِ</w:t>
             </w:r>
           </w:p>
         </w:tc>
@@ -4968,7 +4968,7 @@
                 <w:szCs w:val="28"/>
                 <w:rtl/>
               </w:rPr>
-              <w:t xml:space="preserve">إِلَى الْأَمَامِ</w:t>
+              <w:t xml:space="preserve">إِلَى الأَمَامِ</w:t>
             </w:r>
           </w:p>
         </w:tc>
@@ -5073,7 +5073,7 @@
                 <w:szCs w:val="28"/>
                 <w:rtl/>
               </w:rPr>
-              <w:t xml:space="preserve">قَرِيبٌ مِنَ السُّوقِ</w:t>
+              <w:t xml:space="preserve">قَرِيبٌ مِن السُّوقِ</w:t>
             </w:r>
           </w:p>
         </w:tc>
@@ -5375,7 +5375,7 @@
                 <w:szCs w:val="28"/>
                 <w:rtl/>
               </w:rPr>
-              <w:t xml:space="preserve">سَافَرْتُ إِلَى إِسْطَنْبُولَ بِالطَّائِرَةِ.</w:t>
+              <w:t xml:space="preserve">سَافَرْتُ إِلَى إِسْطَنْبُول بِالطَّائِرَةِ.</w:t>
             </w:r>
           </w:p>
         </w:tc>
@@ -5627,7 +5627,7 @@
                 <w:szCs w:val="28"/>
                 <w:rtl/>
               </w:rPr>
-              <w:t xml:space="preserve">اَلْمَتْحَفُ أَقْرَبُ مِنَ الْقَلْعَةِ.</w:t>
+              <w:t xml:space="preserve">اَلمَتْحَفُ أَقْرَبُ مِن القَلْعَةِ.</w:t>
             </w:r>
           </w:p>
         </w:tc>
@@ -5879,7 +5879,7 @@
                 <w:szCs w:val="28"/>
                 <w:rtl/>
               </w:rPr>
-              <w:t xml:space="preserve">ذَهَبَ الْمُسَافِرُونَ إِلَى الْمَحَطَّةُ.</w:t>
+              <w:t xml:space="preserve">ذَهَبَ المُسَافِرُونَ إِلَى المَحَطَّةُ.</w:t>
             </w:r>
           </w:p>
         </w:tc>
@@ -6112,7 +6112,7 @@
                 <w:szCs w:val="28"/>
                 <w:rtl/>
               </w:rPr>
-              <w:t xml:space="preserve">اَلْمَطَارِ  ـ  إِلَى  ـ  ذَهَبْنَا  ـ  بِالسَّيَّارَةِ</w:t>
+              <w:t xml:space="preserve">اَلمَطَارِ  ـ  إِلَى  ـ  ذَهَبْنَا  ـ  بِالسَّيَّارَةِ</w:t>
             </w:r>
           </w:p>
         </w:tc>
@@ -6184,7 +6184,7 @@
                 <w:szCs w:val="28"/>
                 <w:rtl/>
               </w:rPr>
-              <w:t xml:space="preserve">أَجْمَلُ  ـ  مِنْ  ـ  اَلْقَرْيَةُ  ـ  اَلْمَدِينَةِ</w:t>
+              <w:t xml:space="preserve">أَجْمَلُ  ـ  مِن  ـ  اَلقَرْيَةُ  ـ  اَلمَدِينَةِ</w:t>
             </w:r>
           </w:p>
         </w:tc>
@@ -6328,7 +6328,7 @@
                 <w:szCs w:val="28"/>
                 <w:rtl/>
               </w:rPr>
-              <w:t xml:space="preserve">اَلسُّوقِ  ـ  قَرِيبٌ  ـ  مِنَ  ـ  اَلْفُنْدُقُ</w:t>
+              <w:t xml:space="preserve">اَلسُّوقِ  ـ  قَرِيبٌ  ـ  مِن  ـ  اَلفُنْدُقُ</w:t>
             </w:r>
           </w:p>
         </w:tc>
@@ -6400,7 +6400,7 @@
                 <w:szCs w:val="28"/>
                 <w:rtl/>
               </w:rPr>
-              <w:t xml:space="preserve">تَذْكِرَتَكَ  ـ  فِي  ـ  لَا  ـ  تَنْسَ  ـ  الْحَقِيبَةِ</w:t>
+              <w:t xml:space="preserve">تَذْكِرَتَكَ  ـ  فِي  ـ  لَا  ـ  تَنْسَ  ـ  الحَقِيبَةِ</w:t>
             </w:r>
           </w:p>
         </w:tc>
@@ -6552,7 +6552,7 @@
                 <w:szCs w:val="30"/>
                 <w:rtl/>
               </w:rPr>
-              <w:t xml:space="preserve">سَافَرْتُ إِلَى   —   بِالطَّائِرَةِ   —   لِأَنَّ   —   فِي الْبِدَايَةِ   —   بَعْدَ ذَلِكَ   —   زُرْنَا   —   أَجْمَلُ مِنْ   —   فِي النِّهَايَةِ</w:t>
+              <w:t xml:space="preserve">سَافَرْتُ إِلَى   —   بِالطَّائِرَةِ   —   لِأَنَّ   —   فِي البِدَايَةِ   —   بَعْدَ ذَلِكَ   —   زُرْنَا   —   أَجْمَلُ مِنْ   —   فِي النِّهَايَةِ</w:t>
             </w:r>
           </w:p>
         </w:tc>
@@ -7178,7 +7178,7 @@
                 <w:szCs w:val="27"/>
                 <w:rtl/>
               </w:rPr>
-              <w:t xml:space="preserve">سَأُسَافِرُ غَدًا إِلَى الْقَاهِرَةِ بِالطَّائِرَةِ. · هَلْ مَحَطَّةُ الْحَافِلَاتِ بَعِيدَةٌ مِنْ هُنَا؟</w:t>
+              <w:t xml:space="preserve">سَأُسَافِرُ غَدًا إِلَى القَاهِرَة بِالطَّائِرَةِ. · هَلْ مَحَطَّةُ الحَافِلَاتِ بَعِيدَةٌ مِنْ هُنَا؟</w:t>
             </w:r>
           </w:p>
           <w:p>
@@ -7196,7 +7196,7 @@
                 <w:szCs w:val="27"/>
                 <w:rtl/>
               </w:rPr>
-              <w:t xml:space="preserve">مِنْ فَضْلِكَ، لَا تَنْسَ تَذْكِرَتَكَ وَجَوَازَ سَفَرِكَ. · إِسْطَنْبُولُ أَكْبَرُ مِنْ أَنْقَرَةَ.</w:t>
+              <w:t xml:space="preserve">مِنْ فَضْلِكَ، لَا تَنْسَ تَذْكِرَتَكَ وَجَوَازَ سَفَرِكَ. · إِسْطَنْبُول أَكْبَرُ مِنْ أَنْقَرَة.</w:t>
             </w:r>
           </w:p>
           <w:p>
@@ -7214,7 +7214,7 @@
                 <w:szCs w:val="27"/>
                 <w:rtl/>
               </w:rPr>
-              <w:t xml:space="preserve">اَلْمَتْحَفُ عَلَى يَسَارِ الْجَامِعِ. · هَلْ يُمْكِنُ أَنْ أَحْجِزَ غُرْفَةً؟</w:t>
+              <w:t xml:space="preserve">اَلمَتْحَفُ عَلَى يَسَارِ الجَامِعِ. · هَلْ يُمْكِنُ أَنْ أَحْجِزَ غُرْفَةً؟</w:t>
             </w:r>
           </w:p>
         </w:tc>
@@ -7402,7 +7402,7 @@
                 <w:szCs w:val="27"/>
                 <w:rtl/>
               </w:rPr>
-              <w:t xml:space="preserve">بِالْقِطَارِ ، لِأَنَّ ، إِلَى ، عَلَى الْيَمِينِ ، أَكْبَرُ ، لَا تَنْسَ ، هَلْ يُمْكِنُ</w:t>
+              <w:t xml:space="preserve">بِالْقِطَارِ ، لِأَنَّ ، إِلَى ، عَلَى اليَمِينِ ، أَكْبَرُ ، لَا تَنْسَ ، هَلْ يُمْكِنُ</w:t>
             </w:r>
           </w:p>
         </w:tc>
@@ -7684,7 +7684,7 @@
                 <w:szCs w:val="27"/>
                 <w:rtl/>
               </w:rPr>
-              <w:t xml:space="preserve">ذَهَبْنَا إِلَى الْمَطَارِ بِالسَّيَّارَةِ. · اَلْقَرْيَةُ أَجْمَلُ مِنَ الْمَدِينَةِ.</w:t>
+              <w:t xml:space="preserve">ذَهَبْنَا إِلَى المَطَارِ بِالسَّيَّارَةِ. · اَلقَرْيَةُ أَجْمَلُ مِن المَدِينَةِ.</w:t>
             </w:r>
           </w:p>
           <w:p>
@@ -7702,7 +7702,7 @@
                 <w:szCs w:val="27"/>
                 <w:rtl/>
               </w:rPr>
-              <w:t xml:space="preserve">أُرِيدُ أَنْ أَحْجِزَ غُرْفَةً. · اَلْفُنْدُقُ قَرِيبٌ مِنَ السُّوقِ.</w:t>
+              <w:t xml:space="preserve">أُرِيدُ أَنْ أَحْجِزَ غُرْفَةً. · اَلفُنْدُقُ قَرِيبٌ مِن السُّوقِ.</w:t>
             </w:r>
           </w:p>
           <w:p>
@@ -7720,7 +7720,7 @@
                 <w:szCs w:val="27"/>
                 <w:rtl/>
               </w:rPr>
-              <w:t xml:space="preserve">لَا تَنْسَ تَذْكِرَتَكَ فِي الْحَقِيبَةِ.</w:t>
+              <w:t xml:space="preserve">لَا تَنْسَ تَذْكِرَتَكَ فِي الحَقِيبَةِ.</w:t>
             </w:r>
           </w:p>
         </w:tc>

--- a/dosyalar/10-sinif/arapca-10-2d1y-klasik.docx
+++ b/dosyalar/10-sinif/arapca-10-2d1y-klasik.docx
@@ -650,7 +650,7 @@
             </w:pPr>
             <w:r>
               <w:rPr>
-                <w:rFonts w:ascii="Markazi Text" w:cs="Markazi Text" w:eastAsia="Markazi Text" w:hAnsi="Markazi Text"/>
+                <w:rFonts w:ascii="Arakom" w:cs="Arakom" w:eastAsia="Arakom" w:hAnsi="Arakom"/>
                 <w:b w:val="false"/>
                 <w:bCs w:val="false"/>
                 <w:color w:val="111111"/>
@@ -746,7 +746,7 @@
             </w:pPr>
             <w:r>
               <w:rPr>
-                <w:rFonts w:ascii="Markazi Text" w:cs="Markazi Text" w:eastAsia="Markazi Text" w:hAnsi="Markazi Text"/>
+                <w:rFonts w:ascii="Arakom" w:cs="Arakom" w:eastAsia="Arakom" w:hAnsi="Arakom"/>
                 <w:b w:val="false"/>
                 <w:bCs w:val="false"/>
                 <w:color w:val="111111"/>
@@ -842,7 +842,7 @@
             </w:pPr>
             <w:r>
               <w:rPr>
-                <w:rFonts w:ascii="Markazi Text" w:cs="Markazi Text" w:eastAsia="Markazi Text" w:hAnsi="Markazi Text"/>
+                <w:rFonts w:ascii="Arakom" w:cs="Arakom" w:eastAsia="Arakom" w:hAnsi="Arakom"/>
                 <w:b w:val="false"/>
                 <w:bCs w:val="false"/>
                 <w:color w:val="111111"/>
@@ -938,7 +938,7 @@
             </w:pPr>
             <w:r>
               <w:rPr>
-                <w:rFonts w:ascii="Markazi Text" w:cs="Markazi Text" w:eastAsia="Markazi Text" w:hAnsi="Markazi Text"/>
+                <w:rFonts w:ascii="Arakom" w:cs="Arakom" w:eastAsia="Arakom" w:hAnsi="Arakom"/>
                 <w:b w:val="false"/>
                 <w:bCs w:val="false"/>
                 <w:color w:val="111111"/>
@@ -1034,7 +1034,7 @@
             </w:pPr>
             <w:r>
               <w:rPr>
-                <w:rFonts w:ascii="Markazi Text" w:cs="Markazi Text" w:eastAsia="Markazi Text" w:hAnsi="Markazi Text"/>
+                <w:rFonts w:ascii="Arakom" w:cs="Arakom" w:eastAsia="Arakom" w:hAnsi="Arakom"/>
                 <w:b w:val="false"/>
                 <w:bCs w:val="false"/>
                 <w:color w:val="111111"/>
@@ -1130,7 +1130,7 @@
             </w:pPr>
             <w:r>
               <w:rPr>
-                <w:rFonts w:ascii="Markazi Text" w:cs="Markazi Text" w:eastAsia="Markazi Text" w:hAnsi="Markazi Text"/>
+                <w:rFonts w:ascii="Arakom" w:cs="Arakom" w:eastAsia="Arakom" w:hAnsi="Arakom"/>
                 <w:b w:val="false"/>
                 <w:bCs w:val="false"/>
                 <w:color w:val="111111"/>
@@ -1459,7 +1459,7 @@
             </w:pPr>
             <w:r>
               <w:rPr>
-                <w:rFonts w:ascii="Markazi Text" w:cs="Markazi Text" w:eastAsia="Markazi Text" w:hAnsi="Markazi Text"/>
+                <w:rFonts w:ascii="Arakom" w:cs="Arakom" w:eastAsia="Arakom" w:hAnsi="Arakom"/>
                 <w:b w:val="false"/>
                 <w:bCs w:val="false"/>
                 <w:color w:val="111111"/>
@@ -1555,7 +1555,7 @@
             </w:pPr>
             <w:r>
               <w:rPr>
-                <w:rFonts w:ascii="Markazi Text" w:cs="Markazi Text" w:eastAsia="Markazi Text" w:hAnsi="Markazi Text"/>
+                <w:rFonts w:ascii="Arakom" w:cs="Arakom" w:eastAsia="Arakom" w:hAnsi="Arakom"/>
                 <w:b w:val="false"/>
                 <w:bCs w:val="false"/>
                 <w:color w:val="111111"/>
@@ -1651,7 +1651,7 @@
             </w:pPr>
             <w:r>
               <w:rPr>
-                <w:rFonts w:ascii="Markazi Text" w:cs="Markazi Text" w:eastAsia="Markazi Text" w:hAnsi="Markazi Text"/>
+                <w:rFonts w:ascii="Arakom" w:cs="Arakom" w:eastAsia="Arakom" w:hAnsi="Arakom"/>
                 <w:b w:val="false"/>
                 <w:bCs w:val="false"/>
                 <w:color w:val="111111"/>
@@ -1747,7 +1747,7 @@
             </w:pPr>
             <w:r>
               <w:rPr>
-                <w:rFonts w:ascii="Markazi Text" w:cs="Markazi Text" w:eastAsia="Markazi Text" w:hAnsi="Markazi Text"/>
+                <w:rFonts w:ascii="Arakom" w:cs="Arakom" w:eastAsia="Arakom" w:hAnsi="Arakom"/>
                 <w:b w:val="false"/>
                 <w:bCs w:val="false"/>
                 <w:color w:val="111111"/>
@@ -1843,7 +1843,7 @@
             </w:pPr>
             <w:r>
               <w:rPr>
-                <w:rFonts w:ascii="Markazi Text" w:cs="Markazi Text" w:eastAsia="Markazi Text" w:hAnsi="Markazi Text"/>
+                <w:rFonts w:ascii="Arakom" w:cs="Arakom" w:eastAsia="Arakom" w:hAnsi="Arakom"/>
                 <w:b w:val="false"/>
                 <w:bCs w:val="false"/>
                 <w:color w:val="111111"/>
@@ -1939,7 +1939,7 @@
             </w:pPr>
             <w:r>
               <w:rPr>
-                <w:rFonts w:ascii="Markazi Text" w:cs="Markazi Text" w:eastAsia="Markazi Text" w:hAnsi="Markazi Text"/>
+                <w:rFonts w:ascii="Arakom" w:cs="Arakom" w:eastAsia="Arakom" w:hAnsi="Arakom"/>
                 <w:b w:val="false"/>
                 <w:bCs w:val="false"/>
                 <w:color w:val="111111"/>
@@ -2115,7 +2115,7 @@
             </w:pPr>
             <w:r>
               <w:rPr>
-                <w:rFonts w:ascii="Markazi Text" w:cs="Markazi Text" w:eastAsia="Markazi Text" w:hAnsi="Markazi Text"/>
+                <w:rFonts w:ascii="Arakom" w:cs="Arakom" w:eastAsia="Arakom" w:hAnsi="Arakom"/>
                 <w:b w:val="false"/>
                 <w:bCs w:val="false"/>
                 <w:color w:val="111111"/>
@@ -2285,7 +2285,7 @@
             </w:pPr>
             <w:r>
               <w:rPr>
-                <w:rFonts w:ascii="Markazi Text" w:cs="Markazi Text" w:eastAsia="Markazi Text" w:hAnsi="Markazi Text"/>
+                <w:rFonts w:ascii="Arakom" w:cs="Arakom" w:eastAsia="Arakom" w:hAnsi="Arakom"/>
                 <w:b w:val="false"/>
                 <w:bCs w:val="false"/>
                 <w:color w:val="111111"/>
@@ -2455,7 +2455,7 @@
             </w:pPr>
             <w:r>
               <w:rPr>
-                <w:rFonts w:ascii="Markazi Text" w:cs="Markazi Text" w:eastAsia="Markazi Text" w:hAnsi="Markazi Text"/>
+                <w:rFonts w:ascii="Arakom" w:cs="Arakom" w:eastAsia="Arakom" w:hAnsi="Arakom"/>
                 <w:b w:val="false"/>
                 <w:bCs w:val="false"/>
                 <w:color w:val="111111"/>
@@ -2625,7 +2625,7 @@
             </w:pPr>
             <w:r>
               <w:rPr>
-                <w:rFonts w:ascii="Markazi Text" w:cs="Markazi Text" w:eastAsia="Markazi Text" w:hAnsi="Markazi Text"/>
+                <w:rFonts w:ascii="Arakom" w:cs="Arakom" w:eastAsia="Arakom" w:hAnsi="Arakom"/>
                 <w:b w:val="false"/>
                 <w:bCs w:val="false"/>
                 <w:color w:val="111111"/>
@@ -2795,7 +2795,7 @@
             </w:pPr>
             <w:r>
               <w:rPr>
-                <w:rFonts w:ascii="Markazi Text" w:cs="Markazi Text" w:eastAsia="Markazi Text" w:hAnsi="Markazi Text"/>
+                <w:rFonts w:ascii="Arakom" w:cs="Arakom" w:eastAsia="Arakom" w:hAnsi="Arakom"/>
                 <w:b w:val="false"/>
                 <w:bCs w:val="false"/>
                 <w:color w:val="111111"/>
@@ -2965,7 +2965,7 @@
             </w:pPr>
             <w:r>
               <w:rPr>
-                <w:rFonts w:ascii="Markazi Text" w:cs="Markazi Text" w:eastAsia="Markazi Text" w:hAnsi="Markazi Text"/>
+                <w:rFonts w:ascii="Arakom" w:cs="Arakom" w:eastAsia="Arakom" w:hAnsi="Arakom"/>
                 <w:b w:val="false"/>
                 <w:bCs w:val="false"/>
                 <w:color w:val="111111"/>
@@ -3215,7 +3215,7 @@
             </w:pPr>
             <w:r>
               <w:rPr>
-                <w:rFonts w:ascii="Markazi Text" w:cs="Markazi Text" w:eastAsia="Markazi Text" w:hAnsi="Markazi Text"/>
+                <w:rFonts w:ascii="Arakom" w:cs="Arakom" w:eastAsia="Arakom" w:hAnsi="Arakom"/>
                 <w:b w:val="false"/>
                 <w:bCs w:val="false"/>
                 <w:color w:val="111111"/>
@@ -3322,7 +3322,7 @@
             </w:pPr>
             <w:r>
               <w:rPr>
-                <w:rFonts w:ascii="Markazi Text" w:cs="Markazi Text" w:eastAsia="Markazi Text" w:hAnsi="Markazi Text"/>
+                <w:rFonts w:ascii="Arakom" w:cs="Arakom" w:eastAsia="Arakom" w:hAnsi="Arakom"/>
                 <w:b w:val="false"/>
                 <w:bCs w:val="false"/>
                 <w:color w:val="111111"/>
@@ -3394,7 +3394,7 @@
             </w:pPr>
             <w:r>
               <w:rPr>
-                <w:rFonts w:ascii="Markazi Text" w:cs="Markazi Text" w:eastAsia="Markazi Text" w:hAnsi="Markazi Text"/>
+                <w:rFonts w:ascii="Arakom" w:cs="Arakom" w:eastAsia="Arakom" w:hAnsi="Arakom"/>
                 <w:b w:val="false"/>
                 <w:bCs w:val="false"/>
                 <w:color w:val="111111"/>
@@ -3466,7 +3466,7 @@
             </w:pPr>
             <w:r>
               <w:rPr>
-                <w:rFonts w:ascii="Markazi Text" w:cs="Markazi Text" w:eastAsia="Markazi Text" w:hAnsi="Markazi Text"/>
+                <w:rFonts w:ascii="Arakom" w:cs="Arakom" w:eastAsia="Arakom" w:hAnsi="Arakom"/>
                 <w:b w:val="false"/>
                 <w:bCs w:val="false"/>
                 <w:color w:val="111111"/>
@@ -3538,7 +3538,7 @@
             </w:pPr>
             <w:r>
               <w:rPr>
-                <w:rFonts w:ascii="Markazi Text" w:cs="Markazi Text" w:eastAsia="Markazi Text" w:hAnsi="Markazi Text"/>
+                <w:rFonts w:ascii="Arakom" w:cs="Arakom" w:eastAsia="Arakom" w:hAnsi="Arakom"/>
                 <w:b w:val="false"/>
                 <w:bCs w:val="false"/>
                 <w:color w:val="111111"/>
@@ -3610,7 +3610,7 @@
             </w:pPr>
             <w:r>
               <w:rPr>
-                <w:rFonts w:ascii="Markazi Text" w:cs="Markazi Text" w:eastAsia="Markazi Text" w:hAnsi="Markazi Text"/>
+                <w:rFonts w:ascii="Arakom" w:cs="Arakom" w:eastAsia="Arakom" w:hAnsi="Arakom"/>
                 <w:b w:val="false"/>
                 <w:bCs w:val="false"/>
                 <w:color w:val="111111"/>
@@ -3682,7 +3682,7 @@
             </w:pPr>
             <w:r>
               <w:rPr>
-                <w:rFonts w:ascii="Markazi Text" w:cs="Markazi Text" w:eastAsia="Markazi Text" w:hAnsi="Markazi Text"/>
+                <w:rFonts w:ascii="Arakom" w:cs="Arakom" w:eastAsia="Arakom" w:hAnsi="Arakom"/>
                 <w:b w:val="false"/>
                 <w:bCs w:val="false"/>
                 <w:color w:val="111111"/>
@@ -3754,7 +3754,7 @@
             </w:pPr>
             <w:r>
               <w:rPr>
-                <w:rFonts w:ascii="Markazi Text" w:cs="Markazi Text" w:eastAsia="Markazi Text" w:hAnsi="Markazi Text"/>
+                <w:rFonts w:ascii="Arakom" w:cs="Arakom" w:eastAsia="Arakom" w:hAnsi="Arakom"/>
                 <w:b w:val="false"/>
                 <w:bCs w:val="false"/>
                 <w:color w:val="111111"/>
@@ -3930,7 +3930,7 @@
             </w:r>
             <w:r>
               <w:rPr>
-                <w:rFonts w:ascii="Markazi Text" w:cs="Markazi Text" w:eastAsia="Markazi Text" w:hAnsi="Markazi Text"/>
+                <w:rFonts w:ascii="Arakom" w:cs="Arakom" w:eastAsia="Arakom" w:hAnsi="Arakom"/>
                 <w:b w:val="false"/>
                 <w:bCs w:val="false"/>
                 <w:color w:val="111111"/>
@@ -3980,7 +3980,7 @@
             </w:r>
             <w:r>
               <w:rPr>
-                <w:rFonts w:ascii="Markazi Text" w:cs="Markazi Text" w:eastAsia="Markazi Text" w:hAnsi="Markazi Text"/>
+                <w:rFonts w:ascii="Arakom" w:cs="Arakom" w:eastAsia="Arakom" w:hAnsi="Arakom"/>
                 <w:b w:val="false"/>
                 <w:bCs w:val="false"/>
                 <w:color w:val="111111"/>
@@ -4035,7 +4035,7 @@
             </w:r>
             <w:r>
               <w:rPr>
-                <w:rFonts w:ascii="Markazi Text" w:cs="Markazi Text" w:eastAsia="Markazi Text" w:hAnsi="Markazi Text"/>
+                <w:rFonts w:ascii="Arakom" w:cs="Arakom" w:eastAsia="Arakom" w:hAnsi="Arakom"/>
                 <w:b w:val="false"/>
                 <w:bCs w:val="false"/>
                 <w:color w:val="111111"/>
@@ -4085,7 +4085,7 @@
             </w:r>
             <w:r>
               <w:rPr>
-                <w:rFonts w:ascii="Markazi Text" w:cs="Markazi Text" w:eastAsia="Markazi Text" w:hAnsi="Markazi Text"/>
+                <w:rFonts w:ascii="Arakom" w:cs="Arakom" w:eastAsia="Arakom" w:hAnsi="Arakom"/>
                 <w:b w:val="false"/>
                 <w:bCs w:val="false"/>
                 <w:color w:val="111111"/>
@@ -4420,7 +4420,7 @@
             </w:r>
             <w:r>
               <w:rPr>
-                <w:rFonts w:ascii="Markazi Text" w:cs="Markazi Text" w:eastAsia="Markazi Text" w:hAnsi="Markazi Text"/>
+                <w:rFonts w:ascii="Arakom" w:cs="Arakom" w:eastAsia="Arakom" w:hAnsi="Arakom"/>
                 <w:b w:val="false"/>
                 <w:bCs w:val="false"/>
                 <w:color w:val="111111"/>
@@ -4470,7 +4470,7 @@
             </w:r>
             <w:r>
               <w:rPr>
-                <w:rFonts w:ascii="Markazi Text" w:cs="Markazi Text" w:eastAsia="Markazi Text" w:hAnsi="Markazi Text"/>
+                <w:rFonts w:ascii="Arakom" w:cs="Arakom" w:eastAsia="Arakom" w:hAnsi="Arakom"/>
                 <w:b w:val="false"/>
                 <w:bCs w:val="false"/>
                 <w:color w:val="111111"/>
@@ -4525,7 +4525,7 @@
             </w:r>
             <w:r>
               <w:rPr>
-                <w:rFonts w:ascii="Markazi Text" w:cs="Markazi Text" w:eastAsia="Markazi Text" w:hAnsi="Markazi Text"/>
+                <w:rFonts w:ascii="Arakom" w:cs="Arakom" w:eastAsia="Arakom" w:hAnsi="Arakom"/>
                 <w:b w:val="false"/>
                 <w:bCs w:val="false"/>
                 <w:color w:val="111111"/>
@@ -4575,7 +4575,7 @@
             </w:r>
             <w:r>
               <w:rPr>
-                <w:rFonts w:ascii="Markazi Text" w:cs="Markazi Text" w:eastAsia="Markazi Text" w:hAnsi="Markazi Text"/>
+                <w:rFonts w:ascii="Arakom" w:cs="Arakom" w:eastAsia="Arakom" w:hAnsi="Arakom"/>
                 <w:b w:val="false"/>
                 <w:bCs w:val="false"/>
                 <w:color w:val="111111"/>
@@ -4910,7 +4910,7 @@
             </w:r>
             <w:r>
               <w:rPr>
-                <w:rFonts w:ascii="Markazi Text" w:cs="Markazi Text" w:eastAsia="Markazi Text" w:hAnsi="Markazi Text"/>
+                <w:rFonts w:ascii="Arakom" w:cs="Arakom" w:eastAsia="Arakom" w:hAnsi="Arakom"/>
                 <w:b w:val="false"/>
                 <w:bCs w:val="false"/>
                 <w:color w:val="111111"/>
@@ -4960,7 +4960,7 @@
             </w:r>
             <w:r>
               <w:rPr>
-                <w:rFonts w:ascii="Markazi Text" w:cs="Markazi Text" w:eastAsia="Markazi Text" w:hAnsi="Markazi Text"/>
+                <w:rFonts w:ascii="Arakom" w:cs="Arakom" w:eastAsia="Arakom" w:hAnsi="Arakom"/>
                 <w:b w:val="false"/>
                 <w:bCs w:val="false"/>
                 <w:color w:val="111111"/>
@@ -5015,7 +5015,7 @@
             </w:r>
             <w:r>
               <w:rPr>
-                <w:rFonts w:ascii="Markazi Text" w:cs="Markazi Text" w:eastAsia="Markazi Text" w:hAnsi="Markazi Text"/>
+                <w:rFonts w:ascii="Arakom" w:cs="Arakom" w:eastAsia="Arakom" w:hAnsi="Arakom"/>
                 <w:b w:val="false"/>
                 <w:bCs w:val="false"/>
                 <w:color w:val="111111"/>
@@ -5065,7 +5065,7 @@
             </w:r>
             <w:r>
               <w:rPr>
-                <w:rFonts w:ascii="Markazi Text" w:cs="Markazi Text" w:eastAsia="Markazi Text" w:hAnsi="Markazi Text"/>
+                <w:rFonts w:ascii="Arakom" w:cs="Arakom" w:eastAsia="Arakom" w:hAnsi="Arakom"/>
                 <w:b w:val="false"/>
                 <w:bCs w:val="false"/>
                 <w:color w:val="111111"/>
@@ -5367,7 +5367,7 @@
             </w:pPr>
             <w:r>
               <w:rPr>
-                <w:rFonts w:ascii="Markazi Text" w:cs="Markazi Text" w:eastAsia="Markazi Text" w:hAnsi="Markazi Text"/>
+                <w:rFonts w:ascii="Arakom" w:cs="Arakom" w:eastAsia="Arakom" w:hAnsi="Arakom"/>
                 <w:b w:val="false"/>
                 <w:bCs w:val="false"/>
                 <w:color w:val="111111"/>
@@ -5493,7 +5493,7 @@
             </w:pPr>
             <w:r>
               <w:rPr>
-                <w:rFonts w:ascii="Markazi Text" w:cs="Markazi Text" w:eastAsia="Markazi Text" w:hAnsi="Markazi Text"/>
+                <w:rFonts w:ascii="Arakom" w:cs="Arakom" w:eastAsia="Arakom" w:hAnsi="Arakom"/>
                 <w:b w:val="false"/>
                 <w:bCs w:val="false"/>
                 <w:color w:val="111111"/>
@@ -5619,7 +5619,7 @@
             </w:pPr>
             <w:r>
               <w:rPr>
-                <w:rFonts w:ascii="Markazi Text" w:cs="Markazi Text" w:eastAsia="Markazi Text" w:hAnsi="Markazi Text"/>
+                <w:rFonts w:ascii="Arakom" w:cs="Arakom" w:eastAsia="Arakom" w:hAnsi="Arakom"/>
                 <w:b w:val="false"/>
                 <w:bCs w:val="false"/>
                 <w:color w:val="111111"/>
@@ -5745,7 +5745,7 @@
             </w:pPr>
             <w:r>
               <w:rPr>
-                <w:rFonts w:ascii="Markazi Text" w:cs="Markazi Text" w:eastAsia="Markazi Text" w:hAnsi="Markazi Text"/>
+                <w:rFonts w:ascii="Arakom" w:cs="Arakom" w:eastAsia="Arakom" w:hAnsi="Arakom"/>
                 <w:b w:val="false"/>
                 <w:bCs w:val="false"/>
                 <w:color w:val="111111"/>
@@ -5871,7 +5871,7 @@
             </w:pPr>
             <w:r>
               <w:rPr>
-                <w:rFonts w:ascii="Markazi Text" w:cs="Markazi Text" w:eastAsia="Markazi Text" w:hAnsi="Markazi Text"/>
+                <w:rFonts w:ascii="Arakom" w:cs="Arakom" w:eastAsia="Arakom" w:hAnsi="Arakom"/>
                 <w:b w:val="false"/>
                 <w:bCs w:val="false"/>
                 <w:color w:val="111111"/>
@@ -6104,7 +6104,7 @@
             </w:pPr>
             <w:r>
               <w:rPr>
-                <w:rFonts w:ascii="Markazi Text" w:cs="Markazi Text" w:eastAsia="Markazi Text" w:hAnsi="Markazi Text"/>
+                <w:rFonts w:ascii="Arakom" w:cs="Arakom" w:eastAsia="Arakom" w:hAnsi="Arakom"/>
                 <w:b w:val="false"/>
                 <w:bCs w:val="false"/>
                 <w:color w:val="111111"/>
@@ -6176,7 +6176,7 @@
             </w:pPr>
             <w:r>
               <w:rPr>
-                <w:rFonts w:ascii="Markazi Text" w:cs="Markazi Text" w:eastAsia="Markazi Text" w:hAnsi="Markazi Text"/>
+                <w:rFonts w:ascii="Arakom" w:cs="Arakom" w:eastAsia="Arakom" w:hAnsi="Arakom"/>
                 <w:b w:val="false"/>
                 <w:bCs w:val="false"/>
                 <w:color w:val="111111"/>
@@ -6248,7 +6248,7 @@
             </w:pPr>
             <w:r>
               <w:rPr>
-                <w:rFonts w:ascii="Markazi Text" w:cs="Markazi Text" w:eastAsia="Markazi Text" w:hAnsi="Markazi Text"/>
+                <w:rFonts w:ascii="Arakom" w:cs="Arakom" w:eastAsia="Arakom" w:hAnsi="Arakom"/>
                 <w:b w:val="false"/>
                 <w:bCs w:val="false"/>
                 <w:color w:val="111111"/>
@@ -6320,7 +6320,7 @@
             </w:pPr>
             <w:r>
               <w:rPr>
-                <w:rFonts w:ascii="Markazi Text" w:cs="Markazi Text" w:eastAsia="Markazi Text" w:hAnsi="Markazi Text"/>
+                <w:rFonts w:ascii="Arakom" w:cs="Arakom" w:eastAsia="Arakom" w:hAnsi="Arakom"/>
                 <w:b w:val="false"/>
                 <w:bCs w:val="false"/>
                 <w:color w:val="111111"/>
@@ -6392,7 +6392,7 @@
             </w:pPr>
             <w:r>
               <w:rPr>
-                <w:rFonts w:ascii="Markazi Text" w:cs="Markazi Text" w:eastAsia="Markazi Text" w:hAnsi="Markazi Text"/>
+                <w:rFonts w:ascii="Arakom" w:cs="Arakom" w:eastAsia="Arakom" w:hAnsi="Arakom"/>
                 <w:b w:val="false"/>
                 <w:bCs w:val="false"/>
                 <w:color w:val="111111"/>
@@ -6544,7 +6544,7 @@
             </w:pPr>
             <w:r>
               <w:rPr>
-                <w:rFonts w:ascii="Markazi Text" w:cs="Markazi Text" w:eastAsia="Markazi Text" w:hAnsi="Markazi Text"/>
+                <w:rFonts w:ascii="Arakom" w:cs="Arakom" w:eastAsia="Arakom" w:hAnsi="Arakom"/>
                 <w:b w:val="false"/>
                 <w:bCs w:val="false"/>
                 <w:color w:val="111111"/>
@@ -7170,7 +7170,7 @@
             </w:pPr>
             <w:r>
               <w:rPr>
-                <w:rFonts w:ascii="Markazi Text" w:cs="Markazi Text" w:eastAsia="Markazi Text" w:hAnsi="Markazi Text"/>
+                <w:rFonts w:ascii="Arakom" w:cs="Arakom" w:eastAsia="Arakom" w:hAnsi="Arakom"/>
                 <w:b w:val="false"/>
                 <w:bCs w:val="false"/>
                 <w:color w:val="111111"/>
@@ -7188,7 +7188,7 @@
             </w:pPr>
             <w:r>
               <w:rPr>
-                <w:rFonts w:ascii="Markazi Text" w:cs="Markazi Text" w:eastAsia="Markazi Text" w:hAnsi="Markazi Text"/>
+                <w:rFonts w:ascii="Arakom" w:cs="Arakom" w:eastAsia="Arakom" w:hAnsi="Arakom"/>
                 <w:b w:val="false"/>
                 <w:bCs w:val="false"/>
                 <w:color w:val="111111"/>
@@ -7206,7 +7206,7 @@
             </w:pPr>
             <w:r>
               <w:rPr>
-                <w:rFonts w:ascii="Markazi Text" w:cs="Markazi Text" w:eastAsia="Markazi Text" w:hAnsi="Markazi Text"/>
+                <w:rFonts w:ascii="Arakom" w:cs="Arakom" w:eastAsia="Arakom" w:hAnsi="Arakom"/>
                 <w:b w:val="false"/>
                 <w:bCs w:val="false"/>
                 <w:color w:val="111111"/>
@@ -7394,7 +7394,7 @@
             </w:pPr>
             <w:r>
               <w:rPr>
-                <w:rFonts w:ascii="Markazi Text" w:cs="Markazi Text" w:eastAsia="Markazi Text" w:hAnsi="Markazi Text"/>
+                <w:rFonts w:ascii="Arakom" w:cs="Arakom" w:eastAsia="Arakom" w:hAnsi="Arakom"/>
                 <w:b w:val="false"/>
                 <w:bCs w:val="false"/>
                 <w:color w:val="111111"/>
@@ -7676,7 +7676,7 @@
             </w:pPr>
             <w:r>
               <w:rPr>
-                <w:rFonts w:ascii="Markazi Text" w:cs="Markazi Text" w:eastAsia="Markazi Text" w:hAnsi="Markazi Text"/>
+                <w:rFonts w:ascii="Arakom" w:cs="Arakom" w:eastAsia="Arakom" w:hAnsi="Arakom"/>
                 <w:b w:val="false"/>
                 <w:bCs w:val="false"/>
                 <w:color w:val="111111"/>
@@ -7694,7 +7694,7 @@
             </w:pPr>
             <w:r>
               <w:rPr>
-                <w:rFonts w:ascii="Markazi Text" w:cs="Markazi Text" w:eastAsia="Markazi Text" w:hAnsi="Markazi Text"/>
+                <w:rFonts w:ascii="Arakom" w:cs="Arakom" w:eastAsia="Arakom" w:hAnsi="Arakom"/>
                 <w:b w:val="false"/>
                 <w:bCs w:val="false"/>
                 <w:color w:val="111111"/>
@@ -7712,7 +7712,7 @@
             </w:pPr>
             <w:r>
               <w:rPr>
-                <w:rFonts w:ascii="Markazi Text" w:cs="Markazi Text" w:eastAsia="Markazi Text" w:hAnsi="Markazi Text"/>
+                <w:rFonts w:ascii="Arakom" w:cs="Arakom" w:eastAsia="Arakom" w:hAnsi="Arakom"/>
                 <w:b w:val="false"/>
                 <w:bCs w:val="false"/>
                 <w:color w:val="111111"/>
